--- a/Desarrollo/Sistema de Control de Peso (SISCOP)/Analisis/SISCOP-DN.docx
+++ b/Desarrollo/Sistema de Control de Peso (SISCOP)/Analisis/SISCOP-DN.docx
@@ -189,7 +189,7 @@
           <w:szCs w:val="32"/>
           <w:rtl w:val="0"/>
         </w:rPr>
-        <w:t xml:space="preserve">Ccahuana Quiñonez Judith </w:t>
+        <w:t xml:space="preserve">Ccahuana Quiñones Judith </w:t>
       </w:r>
       <w:r>
         <w:rPr>
@@ -440,7 +440,7 @@
     <w:tbl>
       <w:tblPr>
         <w:tblStyle w:val="Table1"/>
-        <w:tblW w:w="9090.0" w:type="dxa"/>
+        <w:tblW w:w="8790.0" w:type="dxa"/>
         <w:jc w:val="left"/>
         <w:tblInd w:w="-10.0" w:type="dxa"/>
         <w:tblBorders>
@@ -457,14 +457,14 @@
       <w:tblGrid>
         <w:gridCol w:w="1650"/>
         <w:gridCol w:w="1140"/>
-        <w:gridCol w:w="4185"/>
-        <w:gridCol w:w="2115"/>
+        <w:gridCol w:w="3915"/>
+        <w:gridCol w:w="2085"/>
         <w:tblGridChange w:id="0">
           <w:tblGrid>
             <w:gridCol w:w="1650"/>
             <w:gridCol w:w="1140"/>
-            <w:gridCol w:w="4185"/>
-            <w:gridCol w:w="2115"/>
+            <w:gridCol w:w="3915"/>
+            <w:gridCol w:w="2085"/>
           </w:tblGrid>
         </w:tblGridChange>
       </w:tblGrid>
@@ -665,7 +665,6 @@
             <w:pPr>
               <w:widowControl w:val="0"/>
               <w:spacing w:after="120" w:before="0" w:line="240" w:lineRule="auto"/>
-              <w:jc w:val="both"/>
               <w:rPr/>
             </w:pPr>
             <w:r>
@@ -1284,7 +1283,7 @@
     </w:p>
     <w:sdt>
       <w:sdtPr>
-        <w:id w:val="-1611059812"/>
+        <w:id w:val="-42304665"/>
         <w:docPartObj>
           <w:docPartGallery w:val="Table of Contents"/>
           <w:docPartUnique w:val="1"/>
@@ -3016,6 +3015,38 @@
         <w:t xml:space="preserve">2.1 Ficha del Proceso</w:t>
       </w:r>
     </w:p>
+    <w:p>
+      <w:pPr>
+        <w:spacing w:after="300" w:lineRule="auto"/>
+        <w:rPr/>
+      </w:pPr>
+      <w:r>
+        <w:rPr>
+          <w:rtl w:val="0"/>
+        </w:rPr>
+        <w:t xml:space="preserve">En la Tabla 1 se presenta la ficha correspondiente al proceso de admisión de pacientes, donde se detallan el responsable, objetivo y frecuencia de ejecución del proceso. Posteriormente, en la Tabla 2 se describen las actividades que conforman el proceso de admisión de pacientes.</w:t>
+      </w:r>
+    </w:p>
+    <w:p>
+      <w:pPr>
+        <w:rPr/>
+      </w:pPr>
+      <w:r>
+        <w:rPr>
+          <w:rtl w:val="0"/>
+        </w:rPr>
+      </w:r>
+    </w:p>
+    <w:p>
+      <w:pPr>
+        <w:rPr/>
+      </w:pPr>
+      <w:r>
+        <w:rPr>
+          <w:rtl w:val="0"/>
+        </w:rPr>
+      </w:r>
+    </w:p>
     <w:tbl>
       <w:tblPr>
         <w:tblStyle w:val="Table2"/>
@@ -3461,9 +3492,21 @@
     </w:tbl>
     <w:p>
       <w:pPr>
+        <w:ind w:firstLine="720"/>
+        <w:rPr/>
+      </w:pPr>
+      <w:r>
         <w:rPr>
-          <w:sz w:val="14"/>
-          <w:szCs w:val="14"/>
+          <w:rtl w:val="0"/>
+        </w:rPr>
+        <w:t xml:space="preserve">Tabla 1. Ficha del proceso PROC-001: Admisión de Pacientes</w:t>
+      </w:r>
+    </w:p>
+    <w:p>
+      <w:pPr>
+        <w:rPr>
+          <w:sz w:val="8"/>
+          <w:szCs w:val="8"/>
         </w:rPr>
       </w:pPr>
       <w:r>
@@ -4533,11 +4576,15 @@
     </w:tbl>
     <w:p>
       <w:pPr>
+        <w:ind w:firstLine="720"/>
+        <w:rPr/>
+      </w:pPr>
+      <w:r>
         <w:rPr>
-          <w:sz w:val="14"/>
-          <w:szCs w:val="14"/>
+          <w:rtl w:val="0"/>
         </w:rPr>
-      </w:pPr>
+        <w:t xml:space="preserve">Tabla 2. Actividades del proceso PROC-001</w:t>
+      </w:r>
       <w:r>
         <w:rPr>
           <w:rtl w:val="0"/>
@@ -4557,25 +4604,48 @@
         </w:rPr>
         <w:t xml:space="preserve">2.2 Diagrama del proceso</w:t>
       </w:r>
+    </w:p>
+    <w:p>
+      <w:pPr>
+        <w:rPr/>
+      </w:pPr>
+      <w:r>
+        <w:rPr>
+          <w:rtl w:val="0"/>
+        </w:rPr>
+        <w:t xml:space="preserve">En la Figura 1 se muestra el diagrama correspondiente al proceso de admisión de pacientes, el cual representa el flujo de actividades realizadas durante la atención inicial del paciente.</w:t>
+      </w:r>
+    </w:p>
+    <w:p>
+      <w:pPr>
+        <w:jc w:val="center"/>
+        <w:rPr/>
+      </w:pPr>
+      <w:r>
+        <w:rPr>
+          <w:rtl w:val="0"/>
+        </w:rPr>
+        <w:t xml:space="preserve">Figura 1. Diagrama de Proceso: PROC-001  Admisión de Pacientes</w:t>
+      </w:r>
       <w:r>
         <w:drawing>
           <wp:anchor allowOverlap="1" behindDoc="0" distB="114300" distT="114300" distL="114300" distR="114300" hidden="0" layoutInCell="1" locked="0" relativeHeight="0" simplePos="0">
             <wp:simplePos x="0" y="0"/>
             <wp:positionH relativeFrom="column">
-              <wp:posOffset>-195262</wp:posOffset>
+              <wp:posOffset>-157162</wp:posOffset>
             </wp:positionH>
             <wp:positionV relativeFrom="paragraph">
-              <wp:posOffset>552450</wp:posOffset>
+              <wp:posOffset>146113</wp:posOffset>
             </wp:positionV>
             <wp:extent cx="6117391" cy="1301159"/>
             <wp:effectExtent b="0" l="0" r="0" t="0"/>
-            <wp:wrapTopAndBottom distB="114300" distT="114300"/>
-            <wp:docPr id="4" name="image6.png"/>
+            <wp:wrapSquare wrapText="bothSides" distB="114300" distT="114300" distL="114300" distR="114300"/>
+            <wp:docPr id="4" name="image5.png"/>
             <a:graphic>
               <a:graphicData uri="http://schemas.openxmlformats.org/drawingml/2006/picture">
                 <pic:pic>
                   <pic:nvPicPr>
-                    <pic:cNvPr id="0" name="image6.png"/>
+                    <pic:cNvPr id="0" name="image5.png"/>
                     <pic:cNvPicPr preferRelativeResize="0"/>
                   </pic:nvPicPr>
                   <pic:blipFill>
@@ -4602,18 +4672,6 @@
     </w:p>
     <w:p>
       <w:pPr>
-        <w:jc w:val="center"/>
-        <w:rPr/>
-      </w:pPr>
-      <w:r>
-        <w:rPr>
-          <w:rtl w:val="0"/>
-        </w:rPr>
-        <w:t xml:space="preserve">Figura 1. Diagrama de Proceso: PROC-001  Admisión de Pacientes</w:t>
-      </w:r>
-    </w:p>
-    <w:p>
-      <w:pPr>
         <w:pStyle w:val="Heading2"/>
         <w:rPr/>
       </w:pPr>
@@ -4634,7 +4692,7 @@
         <w:rPr>
           <w:rtl w:val="0"/>
         </w:rPr>
-        <w:t xml:space="preserve">A continuación se procederá a describir las actividades, el rol que realiza cada una de ellas y el tipo a la que pertenecen.</w:t>
+        <w:t xml:space="preserve">En la tabla 3 se describen las actividades del proceso de admisión, detallando su descripción, el rol responsable y el tipo de actividad correspondiente.</w:t>
       </w:r>
     </w:p>
     <w:p>
@@ -5976,6 +6034,18 @@
     </w:tbl>
     <w:p>
       <w:pPr>
+        <w:ind w:firstLine="720"/>
+        <w:rPr/>
+      </w:pPr>
+      <w:r>
+        <w:rPr>
+          <w:rtl w:val="0"/>
+        </w:rPr>
+        <w:t xml:space="preserve">Tabla 3. Descripción de actividades del proceso PROC-001</w:t>
+      </w:r>
+    </w:p>
+    <w:p>
+      <w:pPr>
         <w:pStyle w:val="Heading1"/>
         <w:rPr/>
       </w:pPr>
@@ -6001,6 +6071,18 @@
           <w:rtl w:val="0"/>
         </w:rPr>
         <w:t xml:space="preserve">3.1 Ficha del Proceso</w:t>
+      </w:r>
+    </w:p>
+    <w:p>
+      <w:pPr>
+        <w:spacing w:after="300" w:lineRule="auto"/>
+        <w:rPr/>
+      </w:pPr>
+      <w:r>
+        <w:rPr>
+          <w:rtl w:val="0"/>
+        </w:rPr>
+        <w:t xml:space="preserve">En la Tabla 4 se presenta la ficha correspondiente al proceso de búsqueda de historia clinica, donde se detallan el responsable, objetivo y frecuencia de ejecución del proceso. Posteriormente, en la Tabla 5 se describen las actividades que conforman este proceso.</w:t>
       </w:r>
     </w:p>
     <w:tbl>
@@ -6358,7 +6440,23 @@
     </w:tbl>
     <w:p>
       <w:pPr>
+        <w:ind w:firstLine="720"/>
         <w:rPr/>
+      </w:pPr>
+      <w:r>
+        <w:rPr>
+          <w:rtl w:val="0"/>
+        </w:rPr>
+        <w:t xml:space="preserve">Tabla 4. Ficha del proceso PROC-002: Búsqueda de Historia Clínica</w:t>
+      </w:r>
+    </w:p>
+    <w:p>
+      <w:pPr>
+        <w:ind w:firstLine="720"/>
+        <w:rPr>
+          <w:sz w:val="10"/>
+          <w:szCs w:val="10"/>
+        </w:rPr>
       </w:pPr>
       <w:r>
         <w:rPr>
@@ -7280,12 +7378,14 @@
     </w:tbl>
     <w:p>
       <w:pPr>
+        <w:ind w:firstLine="720"/>
         <w:rPr/>
       </w:pPr>
       <w:r>
         <w:rPr>
           <w:rtl w:val="0"/>
         </w:rPr>
+        <w:t xml:space="preserve">Tabla 5. Actividades del proceso PROC-002</w:t>
       </w:r>
     </w:p>
     <w:p>
@@ -7301,25 +7401,48 @@
         </w:rPr>
         <w:t xml:space="preserve">3.2 Diagrama del proceso</w:t>
       </w:r>
+    </w:p>
+    <w:p>
+      <w:pPr>
+        <w:rPr/>
+      </w:pPr>
+      <w:r>
+        <w:rPr>
+          <w:rtl w:val="0"/>
+        </w:rPr>
+        <w:t xml:space="preserve">En la Figura 2 se muestra el diagrama correspondiente al proceso de búsqueda de historia clinica, el cual representa el flujo de actividades realizadas durante su búsqueda y obtención.</w:t>
+      </w:r>
+    </w:p>
+    <w:p>
+      <w:pPr>
+        <w:jc w:val="center"/>
+        <w:rPr/>
+      </w:pPr>
+      <w:r>
+        <w:rPr>
+          <w:rtl w:val="0"/>
+        </w:rPr>
+        <w:t xml:space="preserve">Figura 2. Diagrama de Proceso: PROC-002  Búsqueda de Historia Clínica</w:t>
+      </w:r>
       <w:r>
         <w:drawing>
           <wp:anchor allowOverlap="1" behindDoc="0" distB="114300" distT="114300" distL="114300" distR="114300" hidden="0" layoutInCell="1" locked="0" relativeHeight="0" simplePos="0">
             <wp:simplePos x="0" y="0"/>
             <wp:positionH relativeFrom="column">
-              <wp:posOffset>-219074</wp:posOffset>
+              <wp:posOffset>-161924</wp:posOffset>
             </wp:positionH>
             <wp:positionV relativeFrom="paragraph">
-              <wp:posOffset>523875</wp:posOffset>
+              <wp:posOffset>117539</wp:posOffset>
             </wp:positionV>
             <wp:extent cx="6236297" cy="1366996"/>
             <wp:effectExtent b="0" l="0" r="0" t="0"/>
             <wp:wrapTopAndBottom distB="114300" distT="114300"/>
-            <wp:docPr id="2" name="image7.png"/>
+            <wp:docPr id="2" name="image3.png"/>
             <a:graphic>
               <a:graphicData uri="http://schemas.openxmlformats.org/drawingml/2006/picture">
                 <pic:pic>
                   <pic:nvPicPr>
-                    <pic:cNvPr id="0" name="image7.png"/>
+                    <pic:cNvPr id="0" name="image3.png"/>
                     <pic:cNvPicPr preferRelativeResize="0"/>
                   </pic:nvPicPr>
                   <pic:blipFill>
@@ -7346,18 +7469,6 @@
     </w:p>
     <w:p>
       <w:pPr>
-        <w:jc w:val="center"/>
-        <w:rPr/>
-      </w:pPr>
-      <w:r>
-        <w:rPr>
-          <w:rtl w:val="0"/>
-        </w:rPr>
-        <w:t xml:space="preserve">Figura 2. Diagrama de Proceso: PROC-002  Búsqueda de Historia Clínica</w:t>
-      </w:r>
-    </w:p>
-    <w:p>
-      <w:pPr>
         <w:pStyle w:val="Heading2"/>
         <w:rPr/>
       </w:pPr>
@@ -7378,12 +7489,15 @@
         <w:rPr>
           <w:rtl w:val="0"/>
         </w:rPr>
-        <w:t xml:space="preserve">A continuación se procederá a describir las actividades, el rol que realiza cada una de ellas y el tipo a la que pertenecen.</w:t>
+        <w:t xml:space="preserve">En la tabla 6 se describen las actividades del proceso de búsqueda de historia clínica, detallando su descripción, el rol responsable y el tipo de actividad correspondiente.</w:t>
       </w:r>
     </w:p>
     <w:p>
       <w:pPr>
-        <w:rPr/>
+        <w:rPr>
+          <w:sz w:val="6"/>
+          <w:szCs w:val="6"/>
+        </w:rPr>
       </w:pPr>
       <w:r>
         <w:rPr>
@@ -8533,11 +8647,18 @@
     </w:tbl>
     <w:p>
       <w:pPr>
+        <w:ind w:firstLine="720"/>
         <w:rPr>
           <w:sz w:val="8"/>
           <w:szCs w:val="8"/>
         </w:rPr>
       </w:pPr>
+      <w:r>
+        <w:rPr>
+          <w:rtl w:val="0"/>
+        </w:rPr>
+        <w:t xml:space="preserve">Tabla 6. Descripción de actividades del proceso PROC-002</w:t>
+      </w:r>
       <w:r>
         <w:rPr>
           <w:rtl w:val="0"/>
@@ -8573,6 +8694,29 @@
         <w:t xml:space="preserve">4.1 Ficha del Proceso</w:t>
       </w:r>
     </w:p>
+    <w:p>
+      <w:pPr>
+        <w:spacing w:after="300" w:lineRule="auto"/>
+        <w:rPr/>
+      </w:pPr>
+      <w:r>
+        <w:rPr>
+          <w:rtl w:val="0"/>
+        </w:rPr>
+        <w:t xml:space="preserve">En la Tabla 7 se presenta la ficha correspondiente al proceso de atención inicial del paciente, donde se detallan el responsable, objetivo y frecuencia de ejecución del proceso. Posteriormente, en la Tabla 8 se describen las actividades que conforman este proceso.</w:t>
+      </w:r>
+    </w:p>
+    <w:p>
+      <w:pPr>
+        <w:spacing w:after="300" w:lineRule="auto"/>
+        <w:rPr/>
+      </w:pPr>
+      <w:r>
+        <w:rPr>
+          <w:rtl w:val="0"/>
+        </w:rPr>
+      </w:r>
+    </w:p>
     <w:tbl>
       <w:tblPr>
         <w:tblStyle w:val="Table8"/>
@@ -8674,7 +8818,7 @@
                 <w:color w:val="ffffff"/>
                 <w:rtl w:val="0"/>
               </w:rPr>
-              <w:t xml:space="preserve">PROCESO DE EVALUACIÓN NUTRICIONAL DEL PACIENTE</w:t>
+              <w:t xml:space="preserve">PROCESO DE ATENCIÓN INICIAL DEL PACIENTE</w:t>
             </w:r>
           </w:p>
         </w:tc>
@@ -8914,7 +9058,23 @@
     </w:tbl>
     <w:p>
       <w:pPr>
+        <w:ind w:firstLine="720"/>
         <w:rPr/>
+      </w:pPr>
+      <w:r>
+        <w:rPr>
+          <w:rtl w:val="0"/>
+        </w:rPr>
+        <w:t xml:space="preserve">Tabla 7. Ficha del proceso PROC-003: Atencion Inicial del Paciente</w:t>
+      </w:r>
+    </w:p>
+    <w:p>
+      <w:pPr>
+        <w:ind w:firstLine="720"/>
+        <w:rPr>
+          <w:sz w:val="14"/>
+          <w:szCs w:val="14"/>
+        </w:rPr>
       </w:pPr>
       <w:r>
         <w:rPr>
@@ -10565,11 +10725,18 @@
     </w:tbl>
     <w:p>
       <w:pPr>
+        <w:ind w:firstLine="720"/>
         <w:rPr>
           <w:sz w:val="10"/>
           <w:szCs w:val="10"/>
         </w:rPr>
       </w:pPr>
+      <w:r>
+        <w:rPr>
+          <w:rtl w:val="0"/>
+        </w:rPr>
+        <w:t xml:space="preserve">Tabla 8. Actividades del proceso PROC-003</w:t>
+      </w:r>
       <w:r>
         <w:rPr>
           <w:rtl w:val="0"/>
@@ -10589,25 +10756,36 @@
         </w:rPr>
         <w:t xml:space="preserve">4.2 Diagrama del proceso</w:t>
       </w:r>
+    </w:p>
+    <w:p>
+      <w:pPr>
+        <w:rPr/>
+      </w:pPr>
+      <w:r>
+        <w:rPr>
+          <w:rtl w:val="0"/>
+        </w:rPr>
+        <w:t xml:space="preserve">En la Figura 3 se muestra el diagrama correspondiente al proceso de atención inicial del paciente, el cual representa el flujo de actividades realizadas durante su evaluación.</w:t>
+      </w:r>
       <w:r>
         <w:drawing>
           <wp:anchor allowOverlap="1" behindDoc="0" distB="114300" distT="114300" distL="114300" distR="114300" hidden="0" layoutInCell="1" locked="0" relativeHeight="0" simplePos="0">
             <wp:simplePos x="0" y="0"/>
             <wp:positionH relativeFrom="column">
-              <wp:posOffset>-273200</wp:posOffset>
+              <wp:posOffset>-214312</wp:posOffset>
             </wp:positionH>
             <wp:positionV relativeFrom="paragraph">
-              <wp:posOffset>552450</wp:posOffset>
+              <wp:posOffset>577786</wp:posOffset>
             </wp:positionV>
             <wp:extent cx="6226326" cy="3055512"/>
             <wp:effectExtent b="0" l="0" r="0" t="0"/>
             <wp:wrapTopAndBottom distB="114300" distT="114300"/>
-            <wp:docPr id="5" name="image3.png"/>
+            <wp:docPr id="5" name="image4.png"/>
             <a:graphic>
               <a:graphicData uri="http://schemas.openxmlformats.org/drawingml/2006/picture">
                 <pic:pic>
                   <pic:nvPicPr>
-                    <pic:cNvPr id="0" name="image3.png"/>
+                    <pic:cNvPr id="0" name="image4.png"/>
                     <pic:cNvPicPr preferRelativeResize="0"/>
                   </pic:nvPicPr>
                   <pic:blipFill>
@@ -10666,12 +10844,15 @@
         <w:rPr>
           <w:rtl w:val="0"/>
         </w:rPr>
-        <w:t xml:space="preserve">A continuación se procederá a describir las actividades, el rol que realiza cada una de ellas y el tipo a la que pertenecen.</w:t>
+        <w:t xml:space="preserve">En la tabla 9 se describen las actividades del proceso de atención inicial del paciente, detallando su descripción, el rol responsable y el tipo de actividad correspondiente.</w:t>
       </w:r>
     </w:p>
     <w:p>
       <w:pPr>
-        <w:rPr/>
+        <w:rPr>
+          <w:sz w:val="4"/>
+          <w:szCs w:val="4"/>
+        </w:rPr>
       </w:pPr>
       <w:r>
         <w:rPr>
@@ -12741,25 +12922,14 @@
     </w:tbl>
     <w:p>
       <w:pPr>
-        <w:pStyle w:val="Heading1"/>
-        <w:rPr/>
-      </w:pPr>
-      <w:bookmarkStart w:colFirst="0" w:colLast="0" w:name="_2t8s8327udxh" w:id="21"/>
-      <w:bookmarkEnd w:id="21"/>
-      <w:r>
-        <w:rPr>
-          <w:rtl w:val="0"/>
-        </w:rPr>
-      </w:r>
-    </w:p>
-    <w:p>
-      <w:pPr>
+        <w:ind w:firstLine="720"/>
         <w:rPr/>
       </w:pPr>
       <w:r>
         <w:rPr>
           <w:rtl w:val="0"/>
         </w:rPr>
+        <w:t xml:space="preserve">Tabla 9. Descripción de actividades del proceso PROC-003</w:t>
       </w:r>
     </w:p>
     <w:p>
@@ -12767,8 +12937,8 @@
         <w:pStyle w:val="Heading1"/>
         <w:rPr/>
       </w:pPr>
-      <w:bookmarkStart w:colFirst="0" w:colLast="0" w:name="_xph4nql09q9k" w:id="22"/>
-      <w:bookmarkEnd w:id="22"/>
+      <w:bookmarkStart w:colFirst="0" w:colLast="0" w:name="_xph4nql09q9k" w:id="21"/>
+      <w:bookmarkEnd w:id="21"/>
       <w:r>
         <w:rPr>
           <w:rtl w:val="0"/>
@@ -12781,13 +12951,58 @@
         <w:pStyle w:val="Heading2"/>
         <w:rPr/>
       </w:pPr>
-      <w:bookmarkStart w:colFirst="0" w:colLast="0" w:name="_avxj1hp9mcyf" w:id="23"/>
-      <w:bookmarkEnd w:id="23"/>
+      <w:bookmarkStart w:colFirst="0" w:colLast="0" w:name="_avxj1hp9mcyf" w:id="22"/>
+      <w:bookmarkEnd w:id="22"/>
       <w:r>
         <w:rPr>
           <w:rtl w:val="0"/>
         </w:rPr>
         <w:t xml:space="preserve">5.1 Ficha del Proceso</w:t>
+      </w:r>
+    </w:p>
+    <w:p>
+      <w:pPr>
+        <w:spacing w:after="300" w:lineRule="auto"/>
+        <w:rPr/>
+      </w:pPr>
+      <w:r>
+        <w:rPr>
+          <w:rtl w:val="0"/>
+        </w:rPr>
+        <w:t xml:space="preserve">En la Tabla 10 se presenta la ficha correspondiente al proceso de seguimiento nutricional del paciente, donde se detallan el responsable, objetivo y frecuencia de ejecución del proceso. Posteriormente, en la Tabla 11 se describen las actividades que conforman este proceso.</w:t>
+      </w:r>
+    </w:p>
+    <w:p>
+      <w:pPr>
+        <w:spacing w:after="300" w:lineRule="auto"/>
+        <w:rPr/>
+      </w:pPr>
+      <w:r>
+        <w:rPr>
+          <w:rtl w:val="0"/>
+        </w:rPr>
+      </w:r>
+    </w:p>
+    <w:p>
+      <w:pPr>
+        <w:spacing w:after="300" w:lineRule="auto"/>
+        <w:rPr/>
+      </w:pPr>
+      <w:r>
+        <w:rPr>
+          <w:rtl w:val="0"/>
+        </w:rPr>
+      </w:r>
+    </w:p>
+    <w:p>
+      <w:pPr>
+        <w:spacing w:after="300" w:lineRule="auto"/>
+        <w:rPr/>
+      </w:pPr>
+      <w:r>
+        <w:rPr>
+          <w:rtl w:val="0"/>
+        </w:rPr>
       </w:r>
     </w:p>
     <w:tbl>
@@ -13131,7 +13346,23 @@
     </w:tbl>
     <w:p>
       <w:pPr>
+        <w:ind w:firstLine="720"/>
         <w:rPr/>
+      </w:pPr>
+      <w:r>
+        <w:rPr>
+          <w:rtl w:val="0"/>
+        </w:rPr>
+        <w:t xml:space="preserve">Tabla 10. Ficha del proceso PROC-003: Seguimiento nutricional del paciente</w:t>
+      </w:r>
+    </w:p>
+    <w:p>
+      <w:pPr>
+        <w:ind w:firstLine="720"/>
+        <w:rPr>
+          <w:sz w:val="4"/>
+          <w:szCs w:val="4"/>
+        </w:rPr>
       </w:pPr>
       <w:r>
         <w:rPr>
@@ -14810,12 +15041,14 @@
     </w:tbl>
     <w:p>
       <w:pPr>
+        <w:ind w:firstLine="720"/>
         <w:rPr/>
       </w:pPr>
       <w:r>
         <w:rPr>
           <w:rtl w:val="0"/>
         </w:rPr>
+        <w:t xml:space="preserve">Tabla 11. Actividades del proceso PROC-003</w:t>
       </w:r>
     </w:p>
     <w:p>
@@ -14823,33 +15056,56 @@
         <w:pStyle w:val="Heading2"/>
         <w:rPr/>
       </w:pPr>
-      <w:bookmarkStart w:colFirst="0" w:colLast="0" w:name="_vu5irxn9a0bn" w:id="24"/>
-      <w:bookmarkEnd w:id="24"/>
+      <w:bookmarkStart w:colFirst="0" w:colLast="0" w:name="_vu5irxn9a0bn" w:id="23"/>
+      <w:bookmarkEnd w:id="23"/>
       <w:r>
         <w:rPr>
           <w:rtl w:val="0"/>
         </w:rPr>
         <w:t xml:space="preserve">5.2 Diagrama del proceso</w:t>
       </w:r>
+    </w:p>
+    <w:p>
+      <w:pPr>
+        <w:rPr/>
+      </w:pPr>
+      <w:r>
+        <w:rPr>
+          <w:rtl w:val="0"/>
+        </w:rPr>
+        <w:t xml:space="preserve">En la Figura 4 se muestra el diagrama correspondiente al proceso de seguimiento nutricional del paciente, el cual representa el flujo de actividades realizadas durante su seguimiento.</w:t>
+      </w:r>
+    </w:p>
+    <w:p>
+      <w:pPr>
+        <w:jc w:val="center"/>
+        <w:rPr/>
+      </w:pPr>
+      <w:r>
+        <w:rPr>
+          <w:rtl w:val="0"/>
+        </w:rPr>
+        <w:t xml:space="preserve">Figura 4. Diagrama de Proceso: PROC-004  Seguimiento Nutricional del Paciente</w:t>
+      </w:r>
       <w:r>
         <w:drawing>
           <wp:anchor allowOverlap="1" behindDoc="0" distB="114300" distT="114300" distL="114300" distR="114300" hidden="0" layoutInCell="1" locked="0" relativeHeight="0" simplePos="0">
             <wp:simplePos x="0" y="0"/>
             <wp:positionH relativeFrom="column">
-              <wp:posOffset>-71437</wp:posOffset>
+              <wp:posOffset>1</wp:posOffset>
             </wp:positionH>
             <wp:positionV relativeFrom="paragraph">
-              <wp:posOffset>556165</wp:posOffset>
+              <wp:posOffset>129699</wp:posOffset>
             </wp:positionV>
             <wp:extent cx="5946661" cy="4395788"/>
             <wp:effectExtent b="0" l="0" r="0" t="0"/>
             <wp:wrapTopAndBottom distB="114300" distT="114300"/>
-            <wp:docPr id="8" name="image5.png"/>
+            <wp:docPr id="8" name="image6.png"/>
             <a:graphic>
               <a:graphicData uri="http://schemas.openxmlformats.org/drawingml/2006/picture">
                 <pic:pic>
                   <pic:nvPicPr>
-                    <pic:cNvPr id="0" name="image5.png"/>
+                    <pic:cNvPr id="0" name="image6.png"/>
                     <pic:cNvPicPr preferRelativeResize="0"/>
                   </pic:nvPicPr>
                   <pic:blipFill>
@@ -14876,23 +15132,11 @@
     </w:p>
     <w:p>
       <w:pPr>
-        <w:jc w:val="center"/>
-        <w:rPr/>
-      </w:pPr>
-      <w:r>
-        <w:rPr>
-          <w:rtl w:val="0"/>
-        </w:rPr>
-        <w:t xml:space="preserve">Figura 4. Diagrama de Proceso: PROC-004  Seguimiento Nutricional del Paciente</w:t>
-      </w:r>
-    </w:p>
-    <w:p>
-      <w:pPr>
         <w:pStyle w:val="Heading2"/>
         <w:rPr/>
       </w:pPr>
-      <w:bookmarkStart w:colFirst="0" w:colLast="0" w:name="_bkx96jkckd8t" w:id="25"/>
-      <w:bookmarkEnd w:id="25"/>
+      <w:bookmarkStart w:colFirst="0" w:colLast="0" w:name="_bkx96jkckd8t" w:id="24"/>
+      <w:bookmarkEnd w:id="24"/>
       <w:r>
         <w:rPr>
           <w:rtl w:val="0"/>
@@ -14908,12 +15152,15 @@
         <w:rPr>
           <w:rtl w:val="0"/>
         </w:rPr>
-        <w:t xml:space="preserve">A continuación se procederá a describir las actividades, el rol que realiza cada una de ellas y el tipo a la que pertenecen.</w:t>
+        <w:t xml:space="preserve">En la tabla 12 se describen las actividades del proceso de seguimiento nutricional del paciente, detallando su descripción, el rol responsable y el tipo de actividad correspondiente.</w:t>
       </w:r>
     </w:p>
     <w:p>
       <w:pPr>
-        <w:rPr/>
+        <w:rPr>
+          <w:sz w:val="4"/>
+          <w:szCs w:val="4"/>
+        </w:rPr>
       </w:pPr>
       <w:r>
         <w:rPr>
@@ -16983,11 +17230,23 @@
     </w:tbl>
     <w:p>
       <w:pPr>
+        <w:ind w:firstLine="720"/>
+        <w:rPr/>
+      </w:pPr>
+      <w:r>
+        <w:rPr>
+          <w:rtl w:val="0"/>
+        </w:rPr>
+        <w:t xml:space="preserve">Tabla 12. Descripción de actividades del proceso PROC-004</w:t>
+      </w:r>
+    </w:p>
+    <w:p>
+      <w:pPr>
         <w:pStyle w:val="Heading1"/>
         <w:rPr/>
       </w:pPr>
-      <w:bookmarkStart w:colFirst="0" w:colLast="0" w:name="_dl2uwpy76363" w:id="26"/>
-      <w:bookmarkEnd w:id="26"/>
+      <w:bookmarkStart w:colFirst="0" w:colLast="0" w:name="_dl2uwpy76363" w:id="25"/>
+      <w:bookmarkEnd w:id="25"/>
       <w:r>
         <w:rPr>
           <w:rtl w:val="0"/>
@@ -17006,13 +17265,36 @@
         <w:pStyle w:val="Heading2"/>
         <w:rPr/>
       </w:pPr>
-      <w:bookmarkStart w:colFirst="0" w:colLast="0" w:name="_snoqg6dhf0b9" w:id="27"/>
-      <w:bookmarkEnd w:id="27"/>
+      <w:bookmarkStart w:colFirst="0" w:colLast="0" w:name="_snoqg6dhf0b9" w:id="26"/>
+      <w:bookmarkEnd w:id="26"/>
       <w:r>
         <w:rPr>
           <w:rtl w:val="0"/>
         </w:rPr>
         <w:t xml:space="preserve">6.1 Ficha del Proceso</w:t>
+      </w:r>
+    </w:p>
+    <w:p>
+      <w:pPr>
+        <w:spacing w:after="300" w:lineRule="auto"/>
+        <w:rPr/>
+      </w:pPr>
+      <w:r>
+        <w:rPr>
+          <w:rtl w:val="0"/>
+        </w:rPr>
+        <w:t xml:space="preserve">En la Tabla 13 se presenta la ficha correspondiente al proceso de elaboración de informe del paciente, donde se detallan el responsable, objetivo y frecuencia de ejecución del proceso. Posteriormente, en la Tabla 14 se describen las actividades que conforman este proceso.</w:t>
+      </w:r>
+    </w:p>
+    <w:p>
+      <w:pPr>
+        <w:spacing w:after="300" w:lineRule="auto"/>
+        <w:rPr/>
+      </w:pPr>
+      <w:r>
+        <w:rPr>
+          <w:rtl w:val="0"/>
+        </w:rPr>
       </w:r>
     </w:p>
     <w:tbl>
@@ -17356,7 +17638,22 @@
     </w:tbl>
     <w:p>
       <w:pPr>
+        <w:ind w:firstLine="720"/>
         <w:rPr/>
+      </w:pPr>
+      <w:r>
+        <w:rPr>
+          <w:rtl w:val="0"/>
+        </w:rPr>
+        <w:t xml:space="preserve">Tabla 13. Ficha del proceso PROC-004: Elaboración de informe del paciente</w:t>
+      </w:r>
+    </w:p>
+    <w:p>
+      <w:pPr>
+        <w:rPr>
+          <w:sz w:val="12"/>
+          <w:szCs w:val="12"/>
+        </w:rPr>
       </w:pPr>
       <w:r>
         <w:rPr>
@@ -18452,8 +18749,26 @@
     </w:tbl>
     <w:p>
       <w:pPr>
+        <w:ind w:firstLine="720"/>
         <w:rPr/>
       </w:pPr>
+      <w:r>
+        <w:rPr>
+          <w:rtl w:val="0"/>
+        </w:rPr>
+        <w:t xml:space="preserve">Tabla 14. Actividades del proceso PROC-004</w:t>
+      </w:r>
+    </w:p>
+    <w:p>
+      <w:pPr>
+        <w:pStyle w:val="Heading2"/>
+        <w:rPr>
+          <w:sz w:val="10"/>
+          <w:szCs w:val="10"/>
+        </w:rPr>
+      </w:pPr>
+      <w:bookmarkStart w:colFirst="0" w:colLast="0" w:name="_6zsj478vk5je" w:id="27"/>
+      <w:bookmarkEnd w:id="27"/>
       <w:r>
         <w:rPr>
           <w:rtl w:val="0"/>
@@ -18472,6 +18787,22 @@
           <w:rtl w:val="0"/>
         </w:rPr>
         <w:t xml:space="preserve">6.2 Diagrama del proceso</w:t>
+      </w:r>
+    </w:p>
+    <w:p>
+      <w:pPr>
+        <w:rPr/>
+      </w:pPr>
+      <w:r>
+        <w:rPr>
+          <w:rtl w:val="0"/>
+        </w:rPr>
+        <w:t xml:space="preserve">En la Figura 5 se muestra el diagrama correspondiente al proceso de elaboración de informe del paciente, el cual representa el flujo de actividades realizadas durante su elaboración.</w:t>
+      </w:r>
+      <w:r>
+        <w:rPr>
+          <w:rtl w:val="0"/>
+        </w:rPr>
       </w:r>
     </w:p>
     <w:p>
@@ -18498,12 +18829,12 @@
             <wp:extent cx="6119813" cy="2196610"/>
             <wp:effectExtent b="0" l="0" r="0" t="0"/>
             <wp:wrapTopAndBottom distB="114300" distT="114300"/>
-            <wp:docPr id="1" name="image4.png"/>
+            <wp:docPr id="1" name="image7.png"/>
             <a:graphic>
               <a:graphicData uri="http://schemas.openxmlformats.org/drawingml/2006/picture">
                 <pic:pic>
                   <pic:nvPicPr>
-                    <pic:cNvPr id="0" name="image4.png"/>
+                    <pic:cNvPr id="0" name="image7.png"/>
                     <pic:cNvPicPr preferRelativeResize="0"/>
                   </pic:nvPicPr>
                   <pic:blipFill>
@@ -18551,22 +18882,15 @@
         <w:rPr>
           <w:rtl w:val="0"/>
         </w:rPr>
-        <w:t xml:space="preserve">A continuación se procederá a describir las actividades, el rol que realiza cada una de ellas y el tipo a la que pertenecen.</w:t>
+        <w:t xml:space="preserve">En la tabla 15 se describen las actividades del proceso de atención inicial del paciente, detallando su descripción, el rol responsable y el tipo de actividad correspondiente.</w:t>
       </w:r>
     </w:p>
     <w:p>
       <w:pPr>
-        <w:rPr/>
-      </w:pPr>
-      <w:r>
         <w:rPr>
-          <w:rtl w:val="0"/>
+          <w:sz w:val="6"/>
+          <w:szCs w:val="6"/>
         </w:rPr>
-      </w:r>
-    </w:p>
-    <w:p>
-      <w:pPr>
-        <w:rPr/>
       </w:pPr>
       <w:r>
         <w:rPr>
@@ -19900,12 +20224,14 @@
     </w:tbl>
     <w:p>
       <w:pPr>
+        <w:ind w:firstLine="720"/>
         <w:rPr/>
       </w:pPr>
       <w:r>
         <w:rPr>
           <w:rtl w:val="0"/>
         </w:rPr>
+        <w:t xml:space="preserve">Tabla 15. Descripción de actividades del proceso PROC-005</w:t>
       </w:r>
     </w:p>
     <w:p>
@@ -20010,7 +20336,7 @@
           <wp:positionV relativeFrom="paragraph">
             <wp:posOffset>-457199</wp:posOffset>
           </wp:positionV>
-          <wp:extent cx="7781925" cy="190500"/>
+          <wp:extent cx="7781925" cy="233363"/>
           <wp:effectExtent b="0" l="0" r="0" t="0"/>
           <wp:wrapNone/>
           <wp:docPr descr="línea horizontal" id="3" name="image1.png"/>
@@ -20031,7 +20357,7 @@
                 <pic:spPr>
                   <a:xfrm>
                     <a:off x="0" y="0"/>
-                    <a:ext cx="7781925" cy="190500"/>
+                    <a:ext cx="7781925" cy="233363"/>
                   </a:xfrm>
                   <a:prstGeom prst="rect"/>
                   <a:ln/>
